--- a/klagomål/A 56137-2025 FSC-klagomål.docx
+++ b/klagomål/A 56137-2025 FSC-klagomål.docx
@@ -1012,7 +1012,7 @@
     <w:r>
       <w:tab/>
       <w:tab/>
-      <w:t>2025-11-14</w:t>
+      <w:t>2025-11-15</w:t>
       <w:br/>
       <w:br/>
     </w:r>

--- a/klagomål/A 56137-2025 FSC-klagomål.docx
+++ b/klagomål/A 56137-2025 FSC-klagomål.docx
@@ -191,7 +191,7 @@
     </w:p>
     <w:p>
       <w:r>
-        <w:t>I avverkningsanmälan har följande 4 naturvårdsarter hittats: knärot (VU, §8), ullticka (NT), vedskivlav (NT) och vedtrappmossa (NT). Av dessa är 4 rödlistade. För rödlistade arter har rödlistekategorin angivits inom parentes. För fridlysta arter anges även paragrafen i Artskyddsförordningen som arten är fridlyst enligt.</w:t>
+        <w:t>I avverkningsanmälan har följande 9 naturvårdsarter hittats: knärot (VU, §8), garnlav (NT), harticka (NT), liten svartspik (NT), spillkråka (NT, §4), ullticka (NT), vedskivlav (NT), vedtrappmossa (NT) och lavskrika (§4). Av dessa är 8 rödlistade. För rödlistade arter har rödlistekategorin angivits inom parentes. För fridlysta arter anges även paragrafen i Artskyddsförordningen som arten är fridlyst enligt.</w:t>
       </w:r>
     </w:p>
     <w:p>
@@ -251,6 +251,39 @@
         <w:rPr>
           <w:b/>
         </w:rPr>
+        <w:t>Garnlav (NT)</w:t>
+      </w:r>
+      <w:r>
+        <w:t xml:space="preserve"> är en utpräglad barrskogsart som ibland kan drapera träden i norrländska grannaturskogar med hög luftfuktighet. Den förekommer även i talldominerade bestånd där den, förutom i trädens grenverk, påträffas hängande över ojämnheter i tallbarken. Arten har minskat starkt i södra och mellersta Sverige och den minskar även i sitt nordliga utbredningsområde. Orsaken till tillbakagången beror främst på slutavverkningar av naturskogsartade skogar. Bestånd med riklig förekomst bör regelmässigt sparas. Garnlav är värdväxt för den mycket sällsynta och akut hotade fjärilen barrskogslavfly (CR) som hör hemma i boreala barrskogar med riklig förekomst av värdväxten. Tidigare kunde arten konstateras årligen på flera platser vid Dala-Floda i Dalarna innan lokalerna kalavverkades. Senaste fyndet i landet av barrskogslavfly är från år 2000 då den påträffades vid Högberget i Sollefteå kommun (SLU Artdatabanken, 2024).</w:t>
+      </w:r>
+    </w:p>
+    <w:p>
+      <w:r>
+        <w:rPr>
+          <w:b/>
+        </w:rPr>
+        <w:t>Harticka (NT)</w:t>
+      </w:r>
+      <w:r>
+        <w:t xml:space="preserve"> är normalt en mycket bra signalart för granskogar med höga naturvärden. Även när svampen påträffas i mer påverkade skogar är det nästan alltid fråga om skogsmiljöer i sena successionsstadier med höga naturvärden. Skogsskötselåtgärder på eller i omedelbar närhet av växtplatserna kan innebära ett hot mot arten (SLU Artdatabanken, 2024; Nitare &amp; Skogsstyrelsen, 2019).</w:t>
+      </w:r>
+    </w:p>
+    <w:p>
+      <w:r>
+        <w:rPr>
+          <w:b/>
+        </w:rPr>
+        <w:t>Liten svartspik (NT)</w:t>
+      </w:r>
+      <w:r>
+        <w:t xml:space="preserve"> växer på granbark i boreala barrskogar med lång trädkontinuitet och hög luftfuktighet. Orsaken till tillbakagången beror på främst på slutavverkningar av naturskogsartade granskogar. Bestånd med riklig förekomst av liten svartspik bör regelmässigt sparas. Naturhänsyn i samband med slutavverkning måste ske så att man undviker uttorkningseffekter (SLU Artdatabanken, 2024).</w:t>
+      </w:r>
+    </w:p>
+    <w:p>
+      <w:r>
+        <w:rPr>
+          <w:b/>
+        </w:rPr>
         <w:t>Ullticka (NT)</w:t>
       </w:r>
       <w:r>
@@ -307,7 +340,21 @@
     </w:p>
     <w:p>
       <w:r>
-        <w:t>Följande fridlysta arter har sina livsmiljöer och växtplatser i den avverkningsanmälda skogen: knärot (VU, §8).</w:t>
+        <w:t>Följande fridlysta arter har sina livsmiljöer och växtplatser i den avverkningsanmälda skogen: knärot (VU, §8), spillkråka (NT, §4) och lavskrika (§4).</w:t>
+      </w:r>
+    </w:p>
+    <w:p>
+      <w:r>
+        <w:t xml:space="preserve">Observera att medlemsländerna är skyldiga att agera i enlighet med EU:s fågeldirektiv där det uttryckligen står att direktivet gäller för fåglar samt för deras ägg, bon och </w:t>
+      </w:r>
+      <w:r>
+        <w:rPr>
+          <w:b/>
+        </w:rPr>
+        <w:t xml:space="preserve">livsmiljöer </w:t>
+      </w:r>
+      <w:r>
+        <w:t>(artikel 1). Vidare att de åtgärder som vidtas inte får leda till en försämring av den nuvarande situationen beträffande bevarandet av de fågelarter som avses i artikel 1 (artikel 13). Fågeldirektivet är styrande för tillsynsansvariga myndigheters ärendehantering, ställningstaganden och beslutsfattande.</w:t>
       </w:r>
     </w:p>
     <w:p>
@@ -341,7 +388,7 @@
     </w:p>
     <w:p>
       <w:r>
-        <w:t>I det avverkningsanmälda området finns 1 fyndplatser för knärot registrerade på Artportalen. Figur 2 visar gränserna för buffertzoner på 50 m, som behöver lämnas kring fyndplatserna för att knärotslokalerna inte ska försvinna vid en avverkning. Av det avverkningsanmälda området överlappar 1.15 ha med buffertzonerna och får av detta skäl inte avverkas.</w:t>
+        <w:t>I det avverkningsanmälda området finns 4 fyndplatser för knärot registrerade på Artportalen. Figur 2 visar gränserna för buffertzoner på 50 m, som behöver lämnas kring fyndplatserna för att knärotslokalerna inte ska försvinna vid en avverkning. Av det avverkningsanmälda området överlappar 2.00 ha med buffertzonerna och får av detta skäl inte avverkas.</w:t>
       </w:r>
     </w:p>
     <w:p>
@@ -398,6 +445,28 @@
     </w:p>
     <w:p>
       <w:r>
+        <w:rPr>
+          <w:b/>
+        </w:rPr>
+        <w:t>Lavskrika (§4)</w:t>
+      </w:r>
+      <w:r>
+        <w:t>, prioriterad art i Skogsvårdslagen, är en mycket stationär fågel, som häckar i äldre, slutna och hänglavsrika barrskogar. Reviren är livslånga med hemområden som varierar mellan 50 och 150 ha. Inom ett revir av hög kvalitet finns det som regel ett eller flera kärnområden (1–20 ha) med relativt tät flerskiktad granskog. Arten missgynnas när flerskiktad skog omförs till enskiktade bestånd och även röjning och hård gallring är starkt negativt. Lavskrikan har relativt stora hemområden och försvinner när den äldre skogen fragmenteras, särskilt allvarligt är när kärnområdena avverkas. (Skogsstyrelsen 2016). Populationen har minskat med 20–40 % de senaste 30 åren. Arten försvinner successivt framför allt vid dess utbredningsgränser (SLU Artdatabanken, 2021).</w:t>
+      </w:r>
+    </w:p>
+    <w:p>
+      <w:r>
+        <w:rPr>
+          <w:b/>
+        </w:rPr>
+        <w:t>Spillkråka (NT, §4)</w:t>
+      </w:r>
+      <w:r>
+        <w:t xml:space="preserve"> är rödlistad som nära hotad och ingår i bilaga 1 i EU:s fågeldirektiv. Den minskar i population på grund av minskad tillgång på lämpliga bo- och födoträd och minskad födotillgång. Spillkråkans minskningstakt har uppgått till 19 (24–10) % under de senaste 15 åren. Minskningstakten för den svenska populationen bedöms vara nära gränsvärdet för Sårbar (VU) (A2bc). Skogsbruk med korta omloppstider och täta, homogena ungskogar utgör det största hotet, (SLU Artdatabanken, 2023).</w:t>
+      </w:r>
+    </w:p>
+    <w:p>
+      <w:r>
         <w:t>I BILAGA 1 finns mer detaljerad information om ekologi samt krav på livsmiljö hos fridlysta arter.</w:t>
       </w:r>
     </w:p>
@@ -453,6 +522,22 @@
       <w:r>
         <w:t>I den avverkningsanmälda skogen har fridlysta arter sina livsmiljöer och växtplatser. Att skada de fridlysta arternas livsmiljöer, växtplatser eller ekologiska funktion är inte tillåtet enligt artskyddsförordningen.</w:t>
       </w:r>
+      <w:r>
+        <w:rPr>
+          <w:i/>
+        </w:rPr>
+        <w:t xml:space="preserve"> EU:s medlemsländer och skogsbolag är skyldiga att agera i enlighet med EU:s fågeldirektiv där det uttryckligen står att direktivet gäller för fåglar samt för deras ägg, bon och </w:t>
+      </w:r>
+      <w:r>
+        <w:rPr>
+          <w:b/>
+          <w:i/>
+        </w:rPr>
+        <w:t xml:space="preserve">livsmiljöer </w:t>
+      </w:r>
+      <w:r>
+        <w:t>(artikel 1). Vidare att de åtgärder som vidtas inte får leda till en försämring av den nuvarande situationen beträffande bevarandet av de fågelarter som avses i artikel 1 (artikel 13).</w:t>
+      </w:r>
     </w:p>
     <w:p>
       <w:r>
@@ -491,7 +576,7 @@
         <w:rPr>
           <w:i/>
         </w:rPr>
-        <w:t>I det avverkningsanmälda skogsområdet har 4 naturvårdsarter varav 4 rödlistade arter sina livsmiljöer och växtplatser.</w:t>
+        <w:t>I det avverkningsanmälda skogsområdet har 9 naturvårdsarter varav 8 rödlistade arter sina livsmiljöer och växtplatser.</w:t>
       </w:r>
     </w:p>
     <w:p>
@@ -873,6 +958,123 @@
     <w:p>
       <w:r>
         <w:t xml:space="preserve">SLU Artdatabanken, 2024. </w:t>
+      </w:r>
+      <w:r>
+        <w:rPr>
+          <w:i/>
+        </w:rPr>
+        <w:t xml:space="preserve">Artfaktablad. Naturvård – artfakta. </w:t>
+      </w:r>
+      <w:r>
+        <w:t>SLU Artdatabanken, Uppsala</w:t>
+      </w:r>
+    </w:p>
+    <w:p>
+      <w:pPr>
+        <w:pStyle w:val="Heading1"/>
+      </w:pPr>
+      <w:r>
+        <w:t>Lavskrika – ekologi samt krav på livsmiljön</w:t>
+      </w:r>
+    </w:p>
+    <w:p>
+      <w:r>
+        <w:t>Lavskrikan är fridlyst enligt 4 § artskyddsförordningen (2007:845) och ingår i förteckningen över prioriterade arter i Skogsstyrelsens föreskrifter och allmänna råd (SKSFS 2011:7) bilaga 4.</w:t>
+      </w:r>
+    </w:p>
+    <w:p>
+      <w:r>
+        <w:t xml:space="preserve">I Skogsstyrelsens vägledning för hänsyn till fåglar står bland annat att: </w:t>
+      </w:r>
+      <w:r>
+        <w:rPr>
+          <w:i/>
+        </w:rPr>
+        <w:t>“Reviren är livslånga med hemområden som varierar mellan 50 och 150 ha. Hemområdena har inga fasta gränser utan det handlar mera om de yttre gränserna för familjegruppernas rörelser. Lavskrikan undviker att förflytta sig över stora öppna områden och hemområdesstorleken är därför större i områden fragmenterade av hyggen och yngre skog än i områden med i sammanhängande äldre skog. Det finns studier som antyder att det inom ett revir bör finnas maximalt 15 % öppna ytor och ungskog. Inom ett revir av hög kvalitet finns det som regel ett eller flera kärnområden (1–20 ha) med relativt tät flerskiktad granskog.”</w:t>
+      </w:r>
+      <w:r>
+        <w:t xml:space="preserve"> Vidare att: </w:t>
+      </w:r>
+      <w:r>
+        <w:rPr>
+          <w:i/>
+        </w:rPr>
+        <w:t>“Arten missgynnas när flerskiktad skog omförs till enskiktade bestånd. Även skogsskötsel med återkommande röjning och hård gallring är starkt negativt. Lavskrikan har relativt stora hemområden och försvinner när den äldre skogen fragmenteras, särskilt allvarligt är när kärnområdena avverkas.”</w:t>
+      </w:r>
+      <w:r>
+        <w:t xml:space="preserve"> (Skogsstyrelsen 2016).</w:t>
+      </w:r>
+    </w:p>
+    <w:p>
+      <w:r>
+        <w:t>Populationen har minskat med 20–40 % de senaste 30 åren, men i Svensk Fågeltaxerings standardrutter varierar antalet kraftigt och ingen minskning kan skönjas de senaste 18 åren. Arten försvinner successivt framför allt vid dess utbredningsgränser (SLU Artdatabanken, 2022).</w:t>
+      </w:r>
+    </w:p>
+    <w:p>
+      <w:pPr>
+        <w:pStyle w:val="Heading2"/>
+      </w:pPr>
+      <w:r>
+        <w:t>Referenser – lavskrika</w:t>
+      </w:r>
+    </w:p>
+    <w:p>
+      <w:r>
+        <w:t xml:space="preserve">Skogsstyrelsen, 2016. </w:t>
+      </w:r>
+      <w:r>
+        <w:rPr>
+          <w:i/>
+        </w:rPr>
+        <w:t xml:space="preserve">Vägledning för hänsyn till fåglar – lavskrika. </w:t>
+      </w:r>
+      <w:r>
+        <w:t>https://www.skogsstyrelsen.se/globalassets/lag-och-tillsyn/artskydd/vagledningar-for-hansyn-till-faglar/lavskrika-vagledning-hansyn.pdf</w:t>
+      </w:r>
+    </w:p>
+    <w:p>
+      <w:r>
+        <w:t xml:space="preserve">SLU Artdatabanken, 2021. </w:t>
+      </w:r>
+      <w:r>
+        <w:rPr>
+          <w:i/>
+        </w:rPr>
+        <w:t xml:space="preserve">Artfaktablad. Naturvård – artfakta. </w:t>
+      </w:r>
+      <w:r>
+        <w:t>SLU Artdatabanken, Uppsala</w:t>
+      </w:r>
+    </w:p>
+    <w:p>
+      <w:pPr>
+        <w:pStyle w:val="Heading1"/>
+      </w:pPr>
+      <w:r>
+        <w:t>Spillkråka – ekologi samt krav på livsmiljön</w:t>
+      </w:r>
+    </w:p>
+    <w:p>
+      <w:r>
+        <w:t>Spillkråka (NT) är rödlistad som nära hotad, fridlyst enligt §4 Artskyddsförordningen och ingår i bilaga 1 i EU:s fågeldirektiv. Spillkråka lever i både barr- och blandskog liksom i ren lövskog. De tätaste populationerna tenderar att finnas i äldre, variationsrik blandskog med gott om död ved och gamla träd.</w:t>
+      </w:r>
+    </w:p>
+    <w:p>
+      <w:r>
+        <w:t>Varje par utnyttjar 400–1000 hektar skog beroende på skogens kvalitet. En minskning av populationen pågår på grund av minskad tillgång på lämpliga bo- och födoträd och minskad födotillgång. Spillkråkans minskningstakt har uppgått till 19 (24–10) % under de senaste 15 åren. Minskningstakten för den svenska populationen bedöms vara nära gränsvärdet för Sårbar (VU) (A2bc). Skogsbruk med korta omloppstider och täta, homogena ungskogar utgör det största hotet (Artdatabanken 2023).</w:t>
+      </w:r>
+    </w:p>
+    <w:p>
+      <w:pPr>
+        <w:pStyle w:val="Heading2"/>
+      </w:pPr>
+      <w:r>
+        <w:t>Referenser – spillkråka</w:t>
+      </w:r>
+    </w:p>
+    <w:p>
+      <w:r>
+        <w:t xml:space="preserve">SLU Artdatabanken, 2021. </w:t>
       </w:r>
       <w:r>
         <w:rPr>
@@ -1012,7 +1214,7 @@
     <w:r>
       <w:tab/>
       <w:tab/>
-      <w:t>2025-11-15</w:t>
+      <w:t>2025-11-20</w:t>
       <w:br/>
       <w:br/>
     </w:r>

--- a/klagomål/A 56137-2025 FSC-klagomål.docx
+++ b/klagomål/A 56137-2025 FSC-klagomål.docx
@@ -1214,7 +1214,7 @@
     <w:r>
       <w:tab/>
       <w:tab/>
-      <w:t>2025-11-20</w:t>
+      <w:t>2025-11-21</w:t>
       <w:br/>
       <w:br/>
     </w:r>

--- a/klagomål/A 56137-2025 FSC-klagomål.docx
+++ b/klagomål/A 56137-2025 FSC-klagomål.docx
@@ -1214,7 +1214,7 @@
     <w:r>
       <w:tab/>
       <w:tab/>
-      <w:t>2025-11-21</w:t>
+      <w:t>2025-11-22</w:t>
       <w:br/>
       <w:br/>
     </w:r>

--- a/klagomål/A 56137-2025 FSC-klagomål.docx
+++ b/klagomål/A 56137-2025 FSC-klagomål.docx
@@ -1214,7 +1214,7 @@
     <w:r>
       <w:tab/>
       <w:tab/>
-      <w:t>2025-11-22</w:t>
+      <w:t>2025-11-23</w:t>
       <w:br/>
       <w:br/>
     </w:r>

--- a/klagomål/A 56137-2025 FSC-klagomål.docx
+++ b/klagomål/A 56137-2025 FSC-klagomål.docx
@@ -1214,7 +1214,7 @@
     <w:r>
       <w:tab/>
       <w:tab/>
-      <w:t>2025-11-23</w:t>
+      <w:t>2025-11-24</w:t>
       <w:br/>
       <w:br/>
     </w:r>

--- a/klagomål/A 56137-2025 FSC-klagomål.docx
+++ b/klagomål/A 56137-2025 FSC-klagomål.docx
@@ -1214,7 +1214,7 @@
     <w:r>
       <w:tab/>
       <w:tab/>
-      <w:t>2025-11-24</w:t>
+      <w:t>2025-11-25</w:t>
       <w:br/>
       <w:br/>
     </w:r>

--- a/klagomål/A 56137-2025 FSC-klagomål.docx
+++ b/klagomål/A 56137-2025 FSC-klagomål.docx
@@ -1214,7 +1214,7 @@
     <w:r>
       <w:tab/>
       <w:tab/>
-      <w:t>2025-11-25</w:t>
+      <w:t>2025-11-26</w:t>
       <w:br/>
       <w:br/>
     </w:r>

--- a/klagomål/A 56137-2025 FSC-klagomål.docx
+++ b/klagomål/A 56137-2025 FSC-klagomål.docx
@@ -1214,7 +1214,7 @@
     <w:r>
       <w:tab/>
       <w:tab/>
-      <w:t>2025-11-26</w:t>
+      <w:t>2025-11-27</w:t>
       <w:br/>
       <w:br/>
     </w:r>

--- a/klagomål/A 56137-2025 FSC-klagomål.docx
+++ b/klagomål/A 56137-2025 FSC-klagomål.docx
@@ -1214,7 +1214,7 @@
     <w:r>
       <w:tab/>
       <w:tab/>
-      <w:t>2025-11-27</w:t>
+      <w:t>2025-11-28</w:t>
       <w:br/>
       <w:br/>
     </w:r>

--- a/klagomål/A 56137-2025 FSC-klagomål.docx
+++ b/klagomål/A 56137-2025 FSC-klagomål.docx
@@ -1214,7 +1214,7 @@
     <w:r>
       <w:tab/>
       <w:tab/>
-      <w:t>2025-11-28</w:t>
+      <w:t>2025-11-29</w:t>
       <w:br/>
       <w:br/>
     </w:r>

--- a/klagomål/A 56137-2025 FSC-klagomål.docx
+++ b/klagomål/A 56137-2025 FSC-klagomål.docx
@@ -1214,7 +1214,7 @@
     <w:r>
       <w:tab/>
       <w:tab/>
-      <w:t>2025-11-29</w:t>
+      <w:t>2025-11-30</w:t>
       <w:br/>
       <w:br/>
     </w:r>

--- a/klagomål/A 56137-2025 FSC-klagomål.docx
+++ b/klagomål/A 56137-2025 FSC-klagomål.docx
@@ -1214,7 +1214,7 @@
     <w:r>
       <w:tab/>
       <w:tab/>
-      <w:t>2025-11-30</w:t>
+      <w:t>2025-12-01</w:t>
       <w:br/>
       <w:br/>
     </w:r>

--- a/klagomål/A 56137-2025 FSC-klagomål.docx
+++ b/klagomål/A 56137-2025 FSC-klagomål.docx
@@ -1214,7 +1214,7 @@
     <w:r>
       <w:tab/>
       <w:tab/>
-      <w:t>2025-12-01</w:t>
+      <w:t>2025-12-02</w:t>
       <w:br/>
       <w:br/>
     </w:r>

--- a/klagomål/A 56137-2025 FSC-klagomål.docx
+++ b/klagomål/A 56137-2025 FSC-klagomål.docx
@@ -1214,7 +1214,7 @@
     <w:r>
       <w:tab/>
       <w:tab/>
-      <w:t>2025-12-02</w:t>
+      <w:t>2025-12-03</w:t>
       <w:br/>
       <w:br/>
     </w:r>

--- a/klagomål/A 56137-2025 FSC-klagomål.docx
+++ b/klagomål/A 56137-2025 FSC-klagomål.docx
@@ -1214,7 +1214,7 @@
     <w:r>
       <w:tab/>
       <w:tab/>
-      <w:t>2025-12-03</w:t>
+      <w:t>2025-12-04</w:t>
       <w:br/>
       <w:br/>
     </w:r>

--- a/klagomål/A 56137-2025 FSC-klagomål.docx
+++ b/klagomål/A 56137-2025 FSC-klagomål.docx
@@ -1214,7 +1214,7 @@
     <w:r>
       <w:tab/>
       <w:tab/>
-      <w:t>2025-12-04</w:t>
+      <w:t>2025-12-05</w:t>
       <w:br/>
       <w:br/>
     </w:r>

--- a/klagomål/A 56137-2025 FSC-klagomål.docx
+++ b/klagomål/A 56137-2025 FSC-klagomål.docx
@@ -1214,7 +1214,7 @@
     <w:r>
       <w:tab/>
       <w:tab/>
-      <w:t>2025-12-05</w:t>
+      <w:t>2025-12-06</w:t>
       <w:br/>
       <w:br/>
     </w:r>

--- a/klagomål/A 56137-2025 FSC-klagomål.docx
+++ b/klagomål/A 56137-2025 FSC-klagomål.docx
@@ -1214,7 +1214,7 @@
     <w:r>
       <w:tab/>
       <w:tab/>
-      <w:t>2025-12-06</w:t>
+      <w:t>2025-12-07</w:t>
       <w:br/>
       <w:br/>
     </w:r>

--- a/klagomål/A 56137-2025 FSC-klagomål.docx
+++ b/klagomål/A 56137-2025 FSC-klagomål.docx
@@ -1214,7 +1214,7 @@
     <w:r>
       <w:tab/>
       <w:tab/>
-      <w:t>2025-12-07</w:t>
+      <w:t>2025-12-08</w:t>
       <w:br/>
       <w:br/>
     </w:r>

--- a/klagomål/A 56137-2025 FSC-klagomål.docx
+++ b/klagomål/A 56137-2025 FSC-klagomål.docx
@@ -1214,7 +1214,7 @@
     <w:r>
       <w:tab/>
       <w:tab/>
-      <w:t>2025-12-08</w:t>
+      <w:t>2025-12-09</w:t>
       <w:br/>
       <w:br/>
     </w:r>

--- a/klagomål/A 56137-2025 FSC-klagomål.docx
+++ b/klagomål/A 56137-2025 FSC-klagomål.docx
@@ -1214,7 +1214,7 @@
     <w:r>
       <w:tab/>
       <w:tab/>
-      <w:t>2025-12-09</w:t>
+      <w:t>2025-12-10</w:t>
       <w:br/>
       <w:br/>
     </w:r>

--- a/klagomål/A 56137-2025 FSC-klagomål.docx
+++ b/klagomål/A 56137-2025 FSC-klagomål.docx
@@ -1214,7 +1214,7 @@
     <w:r>
       <w:tab/>
       <w:tab/>
-      <w:t>2025-12-10</w:t>
+      <w:t>2025-12-11</w:t>
       <w:br/>
       <w:br/>
     </w:r>

--- a/klagomål/A 56137-2025 FSC-klagomål.docx
+++ b/klagomål/A 56137-2025 FSC-klagomål.docx
@@ -1214,7 +1214,7 @@
     <w:r>
       <w:tab/>
       <w:tab/>
-      <w:t>2025-12-11</w:t>
+      <w:t>2025-12-12</w:t>
       <w:br/>
       <w:br/>
     </w:r>

--- a/klagomål/A 56137-2025 FSC-klagomål.docx
+++ b/klagomål/A 56137-2025 FSC-klagomål.docx
@@ -168,7 +168,7 @@
     </w:p>
     <w:p>
       <w:r>
-        <w:t>Detta dokument behandlar höga naturvärden i avverkningsanmälan A 56137-2025 i Strömsunds kommun. Denna avverkningsanmälan inkom 2025-11-13 07:53:19 och omfattar 3,3 ha.</w:t>
+        <w:t>Detta dokument behandlar höga naturvärden i avverkningsanmälan A 56137-2025 i Strömsunds kommun. Denna avverkningsanmälan inkom 2025-11-13 00:00:00 och omfattar 3,3 ha.</w:t>
       </w:r>
     </w:p>
     <w:p>
@@ -1214,7 +1214,7 @@
     <w:r>
       <w:tab/>
       <w:tab/>
-      <w:t>2025-12-12</w:t>
+      <w:t>2025-12-13</w:t>
       <w:br/>
       <w:br/>
     </w:r>

--- a/klagomål/A 56137-2025 FSC-klagomål.docx
+++ b/klagomål/A 56137-2025 FSC-klagomål.docx
@@ -1214,7 +1214,7 @@
     <w:r>
       <w:tab/>
       <w:tab/>
-      <w:t>2025-12-19</w:t>
+      <w:t>2025-12-20</w:t>
       <w:br/>
       <w:br/>
     </w:r>

--- a/klagomål/A 56137-2025 FSC-klagomål.docx
+++ b/klagomål/A 56137-2025 FSC-klagomål.docx
@@ -1214,7 +1214,7 @@
     <w:r>
       <w:tab/>
       <w:tab/>
-      <w:t>2025-12-20</w:t>
+      <w:t>2025-12-21</w:t>
       <w:br/>
       <w:br/>
     </w:r>

--- a/klagomål/A 56137-2025 FSC-klagomål.docx
+++ b/klagomål/A 56137-2025 FSC-klagomål.docx
@@ -1214,7 +1214,7 @@
     <w:r>
       <w:tab/>
       <w:tab/>
-      <w:t>2025-12-21</w:t>
+      <w:t>2025-12-22</w:t>
       <w:br/>
       <w:br/>
     </w:r>

--- a/klagomål/A 56137-2025 FSC-klagomål.docx
+++ b/klagomål/A 56137-2025 FSC-klagomål.docx
@@ -1214,7 +1214,7 @@
     <w:r>
       <w:tab/>
       <w:tab/>
-      <w:t>2025-12-22</w:t>
+      <w:t>2025-12-26</w:t>
       <w:br/>
       <w:br/>
     </w:r>

--- a/klagomål/A 56137-2025 FSC-klagomål.docx
+++ b/klagomål/A 56137-2025 FSC-klagomål.docx
@@ -1214,7 +1214,7 @@
     <w:r>
       <w:tab/>
       <w:tab/>
-      <w:t>2026-01-03</w:t>
+      <w:t>2026-01-04</w:t>
       <w:br/>
       <w:br/>
     </w:r>

--- a/klagomål/A 56137-2025 FSC-klagomål.docx
+++ b/klagomål/A 56137-2025 FSC-klagomål.docx
@@ -1214,7 +1214,7 @@
     <w:r>
       <w:tab/>
       <w:tab/>
-      <w:t>2026-01-07</w:t>
+      <w:t>2026-01-08</w:t>
       <w:br/>
       <w:br/>
     </w:r>

--- a/klagomål/A 56137-2025 FSC-klagomål.docx
+++ b/klagomål/A 56137-2025 FSC-klagomål.docx
@@ -1214,7 +1214,7 @@
     <w:r>
       <w:tab/>
       <w:tab/>
-      <w:t>2026-01-08</w:t>
+      <w:t>2026-01-09</w:t>
       <w:br/>
       <w:br/>
     </w:r>

--- a/klagomål/A 56137-2025 FSC-klagomål.docx
+++ b/klagomål/A 56137-2025 FSC-klagomål.docx
@@ -1214,7 +1214,7 @@
     <w:r>
       <w:tab/>
       <w:tab/>
-      <w:t>2026-01-09</w:t>
+      <w:t>2026-01-10</w:t>
       <w:br/>
       <w:br/>
     </w:r>

--- a/klagomål/A 56137-2025 FSC-klagomål.docx
+++ b/klagomål/A 56137-2025 FSC-klagomål.docx
@@ -1214,7 +1214,7 @@
     <w:r>
       <w:tab/>
       <w:tab/>
-      <w:t>2026-01-10</w:t>
+      <w:t>2026-01-11</w:t>
       <w:br/>
       <w:br/>
     </w:r>

--- a/klagomål/A 56137-2025 FSC-klagomål.docx
+++ b/klagomål/A 56137-2025 FSC-klagomål.docx
@@ -1214,7 +1214,7 @@
     <w:r>
       <w:tab/>
       <w:tab/>
-      <w:t>2026-01-11</w:t>
+      <w:t>2026-01-12</w:t>
       <w:br/>
       <w:br/>
     </w:r>

--- a/klagomål/A 56137-2025 FSC-klagomål.docx
+++ b/klagomål/A 56137-2025 FSC-klagomål.docx
@@ -1214,7 +1214,7 @@
     <w:r>
       <w:tab/>
       <w:tab/>
-      <w:t>2026-01-12</w:t>
+      <w:t>2026-01-13</w:t>
       <w:br/>
       <w:br/>
     </w:r>

--- a/klagomål/A 56137-2025 FSC-klagomål.docx
+++ b/klagomål/A 56137-2025 FSC-klagomål.docx
@@ -1214,7 +1214,7 @@
     <w:r>
       <w:tab/>
       <w:tab/>
-      <w:t>2026-01-13</w:t>
+      <w:t>2026-01-14</w:t>
       <w:br/>
       <w:br/>
     </w:r>

--- a/klagomål/A 56137-2025 FSC-klagomål.docx
+++ b/klagomål/A 56137-2025 FSC-klagomål.docx
@@ -1214,7 +1214,7 @@
     <w:r>
       <w:tab/>
       <w:tab/>
-      <w:t>2026-01-14</w:t>
+      <w:t>2026-01-15</w:t>
       <w:br/>
       <w:br/>
     </w:r>

--- a/klagomål/A 56137-2025 FSC-klagomål.docx
+++ b/klagomål/A 56137-2025 FSC-klagomål.docx
@@ -1214,7 +1214,7 @@
     <w:r>
       <w:tab/>
       <w:tab/>
-      <w:t>2026-01-15</w:t>
+      <w:t>2026-01-16</w:t>
       <w:br/>
       <w:br/>
     </w:r>

--- a/klagomål/A 56137-2025 FSC-klagomål.docx
+++ b/klagomål/A 56137-2025 FSC-klagomål.docx
@@ -1214,7 +1214,7 @@
     <w:r>
       <w:tab/>
       <w:tab/>
-      <w:t>2026-01-16</w:t>
+      <w:t>2026-01-17</w:t>
       <w:br/>
       <w:br/>
     </w:r>

--- a/klagomål/A 56137-2025 FSC-klagomål.docx
+++ b/klagomål/A 56137-2025 FSC-klagomål.docx
@@ -1214,7 +1214,7 @@
     <w:r>
       <w:tab/>
       <w:tab/>
-      <w:t>2026-01-17</w:t>
+      <w:t>2026-01-18</w:t>
       <w:br/>
       <w:br/>
     </w:r>

--- a/klagomål/A 56137-2025 FSC-klagomål.docx
+++ b/klagomål/A 56137-2025 FSC-klagomål.docx
@@ -1214,7 +1214,7 @@
     <w:r>
       <w:tab/>
       <w:tab/>
-      <w:t>2026-01-18</w:t>
+      <w:t>2026-01-19</w:t>
       <w:br/>
       <w:br/>
     </w:r>

--- a/klagomål/A 56137-2025 FSC-klagomål.docx
+++ b/klagomål/A 56137-2025 FSC-klagomål.docx
@@ -1214,7 +1214,7 @@
     <w:r>
       <w:tab/>
       <w:tab/>
-      <w:t>2026-01-19</w:t>
+      <w:t>2026-01-20</w:t>
       <w:br/>
       <w:br/>
     </w:r>

--- a/klagomål/A 56137-2025 FSC-klagomål.docx
+++ b/klagomål/A 56137-2025 FSC-klagomål.docx
@@ -1214,7 +1214,7 @@
     <w:r>
       <w:tab/>
       <w:tab/>
-      <w:t>2026-01-20</w:t>
+      <w:t>2026-01-21</w:t>
       <w:br/>
       <w:br/>
     </w:r>

--- a/klagomål/A 56137-2025 FSC-klagomål.docx
+++ b/klagomål/A 56137-2025 FSC-klagomål.docx
@@ -1214,7 +1214,7 @@
     <w:r>
       <w:tab/>
       <w:tab/>
-      <w:t>2026-01-21</w:t>
+      <w:t>2026-01-23</w:t>
       <w:br/>
       <w:br/>
     </w:r>

--- a/klagomål/A 56137-2025 FSC-klagomål.docx
+++ b/klagomål/A 56137-2025 FSC-klagomål.docx
@@ -1214,7 +1214,7 @@
     <w:r>
       <w:tab/>
       <w:tab/>
-      <w:t>2026-01-23</w:t>
+      <w:t>2026-01-24</w:t>
       <w:br/>
       <w:br/>
     </w:r>

--- a/klagomål/A 56137-2025 FSC-klagomål.docx
+++ b/klagomål/A 56137-2025 FSC-klagomål.docx
@@ -1214,7 +1214,7 @@
     <w:r>
       <w:tab/>
       <w:tab/>
-      <w:t>2026-01-24</w:t>
+      <w:t>2026-01-25</w:t>
       <w:br/>
       <w:br/>
     </w:r>

--- a/klagomål/A 56137-2025 FSC-klagomål.docx
+++ b/klagomål/A 56137-2025 FSC-klagomål.docx
@@ -1214,7 +1214,7 @@
     <w:r>
       <w:tab/>
       <w:tab/>
-      <w:t>2026-01-25</w:t>
+      <w:t>2026-01-26</w:t>
       <w:br/>
       <w:br/>
     </w:r>

--- a/klagomål/A 56137-2025 FSC-klagomål.docx
+++ b/klagomål/A 56137-2025 FSC-klagomål.docx
@@ -1214,7 +1214,7 @@
     <w:r>
       <w:tab/>
       <w:tab/>
-      <w:t>2026-01-26</w:t>
+      <w:t>2026-01-27</w:t>
       <w:br/>
       <w:br/>
     </w:r>

--- a/klagomål/A 56137-2025 FSC-klagomål.docx
+++ b/klagomål/A 56137-2025 FSC-klagomål.docx
@@ -1214,7 +1214,7 @@
     <w:r>
       <w:tab/>
       <w:tab/>
-      <w:t>2026-01-27</w:t>
+      <w:t>2026-01-28</w:t>
       <w:br/>
       <w:br/>
     </w:r>

--- a/klagomål/A 56137-2025 FSC-klagomål.docx
+++ b/klagomål/A 56137-2025 FSC-klagomål.docx
@@ -112,7 +112,7 @@
         <w:pStyle w:val="ListBullet"/>
       </w:pPr>
       <w:r>
-        <w:t>Om ett ombud (tex Norra skog eller Mellanskog) avverkningsanmäler en skog med naturvärden motsvarande nyckelbiotops kvalité men markägaren inte är FSC certifierad, bör du skicka in ett FSC kontrollerat virke klagomål. Då ska klagomålet skickas till ombudsföretaget.</w:t>
+        <w:t>Om ett ombud (tex Norra skog eller Mellanskog) avverkningsanmäler en skog med naturvärden motsvarande nyckelbiotops kvalitet men markägaren inte är FSC certifierad, bör du skicka in ett FSC kontrollerat virke klagomål. Då ska klagomålet skickas till ombudsföretaget.</w:t>
       </w:r>
     </w:p>
     <w:p>
@@ -254,7 +254,25 @@
         <w:t>Garnlav (NT)</w:t>
       </w:r>
       <w:r>
-        <w:t xml:space="preserve"> är en utpräglad barrskogsart som ibland kan drapera träden i norrländska grannaturskogar med hög luftfuktighet. Den förekommer även i talldominerade bestånd där den, förutom i trädens grenverk, påträffas hängande över ojämnheter i tallbarken. Arten har minskat starkt i södra och mellersta Sverige och den minskar även i sitt nordliga utbredningsområde. Orsaken till tillbakagången beror främst på slutavverkningar av naturskogsartade skogar. Bestånd med riklig förekomst bör regelmässigt sparas. Garnlav är värdväxt för den mycket sällsynta och akut hotade fjärilen barrskogslavfly (CR) som hör hemma i boreala barrskogar med riklig förekomst av värdväxten. Tidigare kunde arten konstateras årligen på flera platser vid Dala-Floda i Dalarna innan lokalerna kalavverkades. Senaste fyndet i landet av barrskogslavfly är från år 2000 då den påträffades vid Högberget i Sollefteå kommun (SLU Artdatabanken, 2024).</w:t>
+        <w:t xml:space="preserve"> är en utpräglad barrskogsart som ibland kan drapera träden i norrländska grannaturskogar med hög luftfuktighet. Den förekommer även i talldominerade bestånd där den, förutom i trädens grenverk, påträffas hängande över ojämnheter i tallbarken. Arten har minskat starkt i södra och mellersta Sverige och den minskar även i sitt nordliga utbredningsområde. Orsaken till tillbakagången beror främst på slutavverkningar av naturskogsartade skogar. Bestånd med riklig förekomst bör regelmässigt sparas. Garnlav är värdväxt för den mycket sällsynta och akut hotade fjärilen barrskogslavfly (CR) som hör hemma i boreala barrskogar med riklig förekomst av värdväxten. Tidigare kunde arten konstateras årligen på flera platser vid Dala-Floda i Dalarna innan lokalerna kalavverkades. Senaste fyndet i landet av barrskogslavfly är från år 2000 då den påträffades vid Högberget i Sollefteå kommun. Garnlav är typisk art för </w:t>
+      </w:r>
+      <w:r>
+        <w:rPr>
+          <w:i/>
+        </w:rPr>
+        <w:t xml:space="preserve">9010 Taiga </w:t>
+      </w:r>
+      <w:r>
+        <w:t>och</w:t>
+      </w:r>
+      <w:r>
+        <w:rPr>
+          <w:i/>
+        </w:rPr>
+        <w:t xml:space="preserve"> 9070 Trädklädd betesmark </w:t>
+      </w:r>
+      <w:r>
+        <w:t xml:space="preserve"> (SLU Artdatabanken, 2024).</w:t>
       </w:r>
     </w:p>
     <w:p>
@@ -265,7 +283,25 @@
         <w:t>Harticka (NT)</w:t>
       </w:r>
       <w:r>
-        <w:t xml:space="preserve"> är normalt en mycket bra signalart för granskogar med höga naturvärden. Även när svampen påträffas i mer påverkade skogar är det nästan alltid fråga om skogsmiljöer i sena successionsstadier med höga naturvärden. Skogsskötselåtgärder på eller i omedelbar närhet av växtplatserna kan innebära ett hot mot arten (SLU Artdatabanken, 2024; Nitare &amp; Skogsstyrelsen, 2019).</w:t>
+        <w:t xml:space="preserve"> är normalt en mycket bra signalart för granskogar med höga naturvärden. Även när svampen påträffas i mer påverkade skogar är det nästan alltid fråga om skogsmiljöer i sena successionsstadier med höga naturvärden. Skogsskötselåtgärder på eller i omedelbar närhet av växtplatserna kan innebära ett hot mot arten. Harticka är typisk art för </w:t>
+      </w:r>
+      <w:r>
+        <w:rPr>
+          <w:i/>
+        </w:rPr>
+        <w:t xml:space="preserve">9010 Taiga, 9050 Näringsrik granskog </w:t>
+      </w:r>
+      <w:r>
+        <w:t xml:space="preserve">och </w:t>
+      </w:r>
+      <w:r>
+        <w:rPr>
+          <w:i/>
+        </w:rPr>
+        <w:t>9030 Landhöjningsskog</w:t>
+      </w:r>
+      <w:r>
+        <w:t xml:space="preserve"> (SLU Artdatabanken, 2024; Nitare &amp; Skogsstyrelsen, 2019).</w:t>
       </w:r>
     </w:p>
     <w:p>
@@ -287,7 +323,25 @@
         <w:t>Ullticka (NT)</w:t>
       </w:r>
       <w:r>
-        <w:t xml:space="preserve"> är knuten till restbestånd av barrnaturskog och förekommer med ett tydligt optimum i orörda eller måttligt påverkade gamla granskogar där det föreligger viss kontinuitet av grov död ved. Ullticka är en bra signalart inom hela sitt utbredningsområde och i södra Sverige är den sällsynt och en god signalart för skyddsvärda granskogsmiljöer. Den hotas av avverkning och fragmentering av naturskog och äldre granskog med lång trädkontinuitet. På ullticka kan ibland ulltickeporing (VU) påträffas - det är en sällsynt ticka som nyligen delats upp i tre olika arter: </w:t>
+        <w:t xml:space="preserve"> är knuten till restbestånd av barrnaturskog och förekommer med ett tydligt optimum i orörda eller måttligt påverkade gamla granskogar där det föreligger viss kontinuitet av grov död ved. Ullticka är en bra signalart inom hela sitt utbredningsområde och i södra Sverige är den sällsynt och en god signalart för skyddsvärda granskogsmiljöer. Den hotas av avverkning och fragmentering av naturskog och äldre granskog med lång trädkontinuitet. Ullticka är typisk art för </w:t>
+      </w:r>
+      <w:r>
+        <w:rPr>
+          <w:i/>
+        </w:rPr>
+        <w:t xml:space="preserve">9010 Taiga, 9050 Näringsrik granskog </w:t>
+      </w:r>
+      <w:r>
+        <w:t xml:space="preserve">och </w:t>
+      </w:r>
+      <w:r>
+        <w:rPr>
+          <w:i/>
+        </w:rPr>
+        <w:t>9030 Landhöjningsskog</w:t>
+      </w:r>
+      <w:r>
+        <w:t xml:space="preserve">. På ullticka kan ibland ulltickeporing (VU) påträffas - det är en sällsynt ticka som nyligen delats upp i tre olika arter: </w:t>
       </w:r>
       <w:r>
         <w:rPr>
@@ -316,7 +370,16 @@
         <w:t>Vedskivlav (NT)</w:t>
       </w:r>
       <w:r>
-        <w:t xml:space="preserve"> växer på gammal, torr, exponerad, hård kärnved av framförallt tall i naturskogsartade bestånd. Avverkning av tallskog av naturskogskaraktär med spår av återkommande bränder är ett hot. Mängden lämplig ved att växa på för vedskivlav minskar, dels på grund av naturlig nedbrytning men framförallt på grund av att de förstörs i samband med slutavverkningar, gallringar och markberedning. Tall- och blandbarrskogar av naturskogskaraktär med spår av återkommande bränder bör skyddas (SLU Artdatabanken, 2024).</w:t>
+        <w:t xml:space="preserve"> växer på gammal, torr, exponerad, hård kärnved av framförallt tall i naturskogsartade bestånd. Avverkning av tallskog av naturskogskaraktär med spår av återkommande bränder är ett hot. Mängden lämplig ved att växa på för vedskivlav minskar, dels på grund av naturlig nedbrytning men framförallt på grund av att de förstörs i samband med slutavverkningar, gallringar och markberedning. Tall- och blandbarrskogar av naturskogskaraktär med spår av återkommande bränder bör skyddas. Vedskivlav är typisk art för </w:t>
+      </w:r>
+      <w:r>
+        <w:rPr>
+          <w:i/>
+        </w:rPr>
+        <w:t>9010 Taiga</w:t>
+      </w:r>
+      <w:r>
+        <w:t xml:space="preserve"> (SLU Artdatabanken, 2024).</w:t>
       </w:r>
     </w:p>
     <w:p>
@@ -327,7 +390,16 @@
         <w:t xml:space="preserve">Vedtrappmossa (NT) </w:t>
       </w:r>
       <w:r>
-        <w:t>växer på död ved, främst i gammal granskog. Den förekommer knappast alls i fjällnära barrskogar utan finns i skogslandskapet nedom fjällen och framför allt i landets södra delar är den en mycket bra signalart för barrnaturskog med höga naturvärden. Skogsavverkning och brist på grov död ved i skogen är de allvarligaste hoten och den överlever inte kalhyggesbruk. Lokaler med sluten granskog, tillräckligt stora för att säkerställa ett kontinuerligt tillskott på grova lågor, bör undantas från storskaligt skogsbruk (SLU Artdatabanken, 2024).</w:t>
+        <w:t xml:space="preserve">växer på död ved, främst i gammal granskog. Den förekommer knappast alls i fjällnära barrskogar utan finns i skogslandskapet nedom fjällen och framför allt i landets södra delar är den en mycket bra signalart för barrnaturskog med höga naturvärden. Skogsavverkning och brist på grov död ved i skogen är de allvarligaste hoten och den överlever inte kalhyggesbruk. Lokaler med sluten granskog, tillräckligt stora för att säkerställa ett kontinuerligt tillskott på grova lågor, bör undantas från storskaligt skogsbruk. Vedtrappmossa är typisk art för </w:t>
+      </w:r>
+      <w:r>
+        <w:rPr>
+          <w:i/>
+        </w:rPr>
+        <w:t>9010 Taiga</w:t>
+      </w:r>
+      <w:r>
+        <w:t xml:space="preserve"> (SLU Artdatabanken, 2024).</w:t>
       </w:r>
     </w:p>
     <w:p>
@@ -365,7 +437,25 @@
         <w:t>Knärot (VU, §8)</w:t>
       </w:r>
       <w:r>
-        <w:t xml:space="preserve"> är rödlistad som sårbar och fridlyst enligt 8§ artskyddsförordningen. En nyligen genomförd analys av 79 floraväktarlokaler indikerar att det behövs någonstans mellan 100 och 150 meters skyddszon för att en knärotspopulation inte ska dö ut på lång sikt (Sebestyén &amp; Sundberg, 2025). Detta ligger väl i linje med tidigare genomförda studier som visar att det krävs väl tilltagna buffertzoner för att knäroten inte ska ta skada av skogsbruksåtgärder i intilliggande skog (Johnson, 2014; Koelmeijer m.fl., 2022; Skogsstyrelsen, 2022). Arten är även känslig för gallring vilket framgår av Skogsstyrelsens egen vägledning för hänsyn till knärot (Skogsstyrelsen, 2022). För rika förekomster av knärot är reservatsbildning eller biotopskydd lämpliga åtgärder för att skydda den. På knärot kan den sällsynta rostsvampen </w:t>
+        <w:t xml:space="preserve"> är typisk art för </w:t>
+      </w:r>
+      <w:r>
+        <w:rPr>
+          <w:i/>
+        </w:rPr>
+        <w:t xml:space="preserve">9010 Taiga </w:t>
+      </w:r>
+      <w:r>
+        <w:t>och</w:t>
+      </w:r>
+      <w:r>
+        <w:rPr>
+          <w:i/>
+        </w:rPr>
+        <w:t xml:space="preserve"> 9050 Näringsrik granskog</w:t>
+      </w:r>
+      <w:r>
+        <w:t xml:space="preserve">, rödlistad som sårbar och fridlyst enligt 8§ artskyddsförordningen. En nyligen genomförd analys av 79 floraväktarlokaler indikerar att det behövs någonstans mellan 100 och 150 meters skyddszon för att en knärotspopulation inte ska dö ut på lång sikt (Sebestyén &amp; Sundberg, 2025). Detta ligger väl i linje med tidigare genomförda studier som visar att det krävs väl tilltagna buffertzoner för att knäroten inte ska ta skada av skogsbruksåtgärder i intilliggande skog (Johnson, 2014; Koelmeijer m.fl., 2022; Skogsstyrelsen, 2022). Arten är även känslig för gallring vilket framgår av Skogsstyrelsens egen vägledning för hänsyn till knärot (Skogsstyrelsen, 2022). För rika förekomster av knärot är reservatsbildning eller biotopskydd lämpliga åtgärder för att skydda den. På knärot kan den sällsynta rostsvampen </w:t>
       </w:r>
       <w:r>
         <w:rPr>
@@ -451,7 +541,16 @@
         <w:t>Lavskrika (§4)</w:t>
       </w:r>
       <w:r>
-        <w:t>, prioriterad art i Skogsvårdslagen, är en mycket stationär fågel, som häckar i äldre, slutna och hänglavsrika barrskogar. Reviren är livslånga med hemområden som varierar mellan 50 och 150 ha. Inom ett revir av hög kvalitet finns det som regel ett eller flera kärnområden (1–20 ha) med relativt tät flerskiktad granskog. Arten missgynnas när flerskiktad skog omförs till enskiktade bestånd och även röjning och hård gallring är starkt negativt. Lavskrikan har relativt stora hemområden och försvinner när den äldre skogen fragmenteras, särskilt allvarligt är när kärnområdena avverkas. (Skogsstyrelsen 2016). Populationen har minskat med 20–40 % de senaste 30 åren. Arten försvinner successivt framför allt vid dess utbredningsgränser (SLU Artdatabanken, 2021).</w:t>
+        <w:t xml:space="preserve">, som är typisk art för </w:t>
+      </w:r>
+      <w:r>
+        <w:rPr>
+          <w:i/>
+        </w:rPr>
+        <w:t>9010 Taiga</w:t>
+      </w:r>
+      <w:r>
+        <w:t xml:space="preserve"> och prioriterad art i Skogsvårdslagen, är en mycket stationär fågel, som häckar i äldre, slutna och hänglavsrika barrskogar. Reviren är livslånga med hemområden som varierar mellan 50 och 150 ha. Inom ett revir av hög kvalitet finns det som regel ett eller flera kärnområden (1–20 ha) med relativt tät flerskiktad granskog. Arten missgynnas när flerskiktad skog omförs till enskiktade bestånd och även röjning och hård gallring är starkt negativt. Lavskrikan har relativt stora hemområden och försvinner när den äldre skogen fragmenteras, särskilt allvarligt är när kärnområdena avverkas. (Skogsstyrelsen 2016). Populationen har minskat med 20–40 % de senaste 30 åren. Arten försvinner successivt framför allt vid dess utbredningsgränser (SLU Artdatabanken, 2021).</w:t>
       </w:r>
     </w:p>
     <w:p>
@@ -462,7 +561,25 @@
         <w:t>Spillkråka (NT, §4)</w:t>
       </w:r>
       <w:r>
-        <w:t xml:space="preserve"> är rödlistad som nära hotad och ingår i bilaga 1 i EU:s fågeldirektiv. Den minskar i population på grund av minskad tillgång på lämpliga bo- och födoträd och minskad födotillgång. Spillkråkans minskningstakt har uppgått till 19 (24–10) % under de senaste 15 åren. Minskningstakten för den svenska populationen bedöms vara nära gränsvärdet för Sårbar (VU) (A2bc). Skogsbruk med korta omloppstider och täta, homogena ungskogar utgör det största hotet, (SLU Artdatabanken, 2023).</w:t>
+        <w:t xml:space="preserve"> är rödlistad som nära hotad och ingår i bilaga 1 i EU:s fågeldirektiv. Den minskar i population på grund av minskad tillgång på lämpliga bo- och födoträd och minskad födotillgång. Spillkråkans minskningstakt har uppgått till 19 (24–10) % under de senaste 15 åren. Minskningstakten för den svenska populationen bedöms vara nära gränsvärdet för Sårbar (VU) (A2bc). Skogsbruk med korta omloppstider och täta, homogena ungskogar utgör det största hotet. Spillkråka är typisk art för </w:t>
+      </w:r>
+      <w:r>
+        <w:rPr>
+          <w:i/>
+        </w:rPr>
+        <w:t xml:space="preserve">9010 Taiga </w:t>
+      </w:r>
+      <w:r>
+        <w:t>och</w:t>
+      </w:r>
+      <w:r>
+        <w:rPr>
+          <w:i/>
+        </w:rPr>
+        <w:t xml:space="preserve"> 9740 Skogsbevuxen myr </w:t>
+      </w:r>
+      <w:r>
+        <w:t>(SLU Artdatabanken, 2023).</w:t>
       </w:r>
     </w:p>
     <w:p>
@@ -786,7 +903,25 @@
     </w:p>
     <w:p>
       <w:r>
-        <w:t>Knärot är fridlyst enligt 8 och 15 §§ artskyddsförordningen och klassad som sårbar (VU) enligt rödlistan 2020. Knärot är beroende av hög och jämn luftfuktighet i gamla, ostörda skogsmiljöer och är känslig för snabba förändringar av ljus-/vindförhållanden eller uttorkning. På grund av ett alltför intensivt skogsbruk har den minskat med 40 (25–50) % under de senaste 60 åren och i framtiden bedöms minskningstakten uppgå till 30 (20–40) %. Till följd av att arten har en dokumenterat högre minskningstakt i förhållande till sin generationstid än vad som tidigare varit känt (data från Riksskogstaxeringen) höjdes den till hotkategori sårbar (VU) i rödlistan 2020 (SLU Artdatabanken, 2024).</w:t>
+        <w:t xml:space="preserve">Knärot är typisk art för </w:t>
+      </w:r>
+      <w:r>
+        <w:rPr>
+          <w:i/>
+        </w:rPr>
+        <w:t xml:space="preserve">9010 Taiga </w:t>
+      </w:r>
+      <w:r>
+        <w:t>och</w:t>
+      </w:r>
+      <w:r>
+        <w:rPr>
+          <w:i/>
+        </w:rPr>
+        <w:t xml:space="preserve"> 9050 Näringsrik granskog</w:t>
+      </w:r>
+      <w:r>
+        <w:t>, fridlyst enligt 8 och 15 §§ artskyddsförordningen och klassad som sårbar (VU) enligt rödlistan 2020. Knärot är beroende av hög och jämn luftfuktighet i gamla, ostörda skogsmiljöer och är känslig för snabba förändringar av ljus-/vindförhållanden eller uttorkning. På grund av ett alltför intensivt skogsbruk har den minskat med 40 (25–50) % under de senaste 60 åren och i framtiden bedöms minskningstakten uppgå till 30 (20–40) %. Till följd av att arten har en dokumenterat högre minskningstakt i förhållande till sin generationstid än vad som tidigare varit känt (data från Riksskogstaxeringen) höjdes den till hotkategori sårbar (VU) i rödlistan 2020 (SLU Artdatabanken, 2024).</w:t>
       </w:r>
     </w:p>
     <w:p>
@@ -979,7 +1114,16 @@
     </w:p>
     <w:p>
       <w:r>
-        <w:t>Lavskrikan är fridlyst enligt 4 § artskyddsförordningen (2007:845) och ingår i förteckningen över prioriterade arter i Skogsstyrelsens föreskrifter och allmänna råd (SKSFS 2011:7) bilaga 4.</w:t>
+        <w:t xml:space="preserve">Lavskrika är typisk art för </w:t>
+      </w:r>
+      <w:r>
+        <w:rPr>
+          <w:i/>
+        </w:rPr>
+        <w:t>9010 Taiga</w:t>
+      </w:r>
+      <w:r>
+        <w:t>, fridlyst enligt 4 § artskyddsförordningen (2007:845) och ingår i förteckningen över prioriterade arter i Skogsstyrelsens föreskrifter och allmänna råd (SKSFS 2011:7) bilaga 4.</w:t>
       </w:r>
     </w:p>
     <w:p>
@@ -1056,12 +1200,30 @@
     </w:p>
     <w:p>
       <w:r>
-        <w:t>Spillkråka (NT) är rödlistad som nära hotad, fridlyst enligt §4 Artskyddsförordningen och ingår i bilaga 1 i EU:s fågeldirektiv. Spillkråka lever i både barr- och blandskog liksom i ren lövskog. De tätaste populationerna tenderar att finnas i äldre, variationsrik blandskog med gott om död ved och gamla träd.</w:t>
+        <w:t xml:space="preserve">Spillkråka (NT) är rödlistad som nära hotad, fridlyst enligt §4 Artskyddsförordningen, typisk art för </w:t>
+      </w:r>
+      <w:r>
+        <w:rPr>
+          <w:i/>
+        </w:rPr>
+        <w:t xml:space="preserve">9010 Taiga </w:t>
+      </w:r>
+      <w:r>
+        <w:t>och</w:t>
+      </w:r>
+      <w:r>
+        <w:rPr>
+          <w:i/>
+        </w:rPr>
+        <w:t xml:space="preserve"> 9740 Skogsbevuxen myr</w:t>
+      </w:r>
+      <w:r>
+        <w:t xml:space="preserve"> och ingår i bilaga 1 i EU:s fågeldirektiv. Spillkråka lever i både barr- och blandskog liksom i ren lövskog. De tätaste populationerna tenderar att finnas i äldre, variationsrik blandskog med gott om död ved och gamla träd.</w:t>
       </w:r>
     </w:p>
     <w:p>
       <w:r>
-        <w:t>Varje par utnyttjar 400–1000 hektar skog beroende på skogens kvalitet. En minskning av populationen pågår på grund av minskad tillgång på lämpliga bo- och födoträd och minskad födotillgång. Spillkråkans minskningstakt har uppgått till 19 (24–10) % under de senaste 15 åren. Minskningstakten för den svenska populationen bedöms vara nära gränsvärdet för Sårbar (VU) (A2bc). Skogsbruk med korta omloppstider och täta, homogena ungskogar utgör det största hotet (Artdatabanken 2023).</w:t>
+        <w:t>Varje par utnyttjar 400–1000 hektar skog beroende på skogens kvalitet. En minskning av populationen pågår på grund av minskad tillgång på lämpliga bo- och födoträd och minskad födotillgång. Spillkråkans minskningstakt har uppgått till 19 (24–10) % under de senaste 15 åren. Minskningstakten för den svenska populationen bedöms vara nära gränsvärdet för Sårbar (VU) (A2bc). Skogsbruk med korta omloppstider och täta, homogena ungskogar utgör det största hotet (SLU Artdatabanken 2023).</w:t>
       </w:r>
     </w:p>
     <w:p>
@@ -1214,7 +1376,7 @@
     <w:r>
       <w:tab/>
       <w:tab/>
-      <w:t>2026-01-28</w:t>
+      <w:t>2026-01-29</w:t>
       <w:br/>
       <w:br/>
     </w:r>

--- a/klagomål/A 56137-2025 FSC-klagomål.docx
+++ b/klagomål/A 56137-2025 FSC-klagomål.docx
@@ -1376,7 +1376,7 @@
     <w:r>
       <w:tab/>
       <w:tab/>
-      <w:t>2026-01-29</w:t>
+      <w:t>2026-01-30</w:t>
       <w:br/>
       <w:br/>
     </w:r>

--- a/klagomål/A 56137-2025 FSC-klagomål.docx
+++ b/klagomål/A 56137-2025 FSC-klagomål.docx
@@ -1376,7 +1376,7 @@
     <w:r>
       <w:tab/>
       <w:tab/>
-      <w:t>2026-01-30</w:t>
+      <w:t>2026-01-31</w:t>
       <w:br/>
       <w:br/>
     </w:r>
